--- a/功能特色.docx
+++ b/功能特色.docx
@@ -6,8 +6,8 @@
       <w:r>
         <w:drawing>
           <wp:inline distT="0" distB="0" distL="114300" distR="114300">
-            <wp:extent cx="3850640" cy="4326255"/>
-            <wp:effectExtent l="0" t="0" r="16510" b="17145"/>
+            <wp:extent cx="3174365" cy="3566795"/>
+            <wp:effectExtent l="0" t="0" r="6985" b="14605"/>
             <wp:docPr id="1" name="图片 1"/>
             <wp:cNvGraphicFramePr>
               <a:graphicFrameLocks xmlns:a="http://schemas.openxmlformats.org/drawingml/2006/main" noChangeAspect="1"/>
@@ -30,7 +30,7 @@
                   <pic:spPr>
                     <a:xfrm>
                       <a:off x="0" y="0"/>
-                      <a:ext cx="3850640" cy="4326255"/>
+                      <a:ext cx="3174365" cy="3566795"/>
                     </a:xfrm>
                     <a:prstGeom prst="rect">
                       <a:avLst/>
@@ -61,8 +61,8 @@
         </w:rPr>
         <w:drawing>
           <wp:inline distT="0" distB="0" distL="114300" distR="114300">
-            <wp:extent cx="4289425" cy="4086860"/>
-            <wp:effectExtent l="0" t="0" r="15875" b="8890"/>
+            <wp:extent cx="3447415" cy="3284855"/>
+            <wp:effectExtent l="0" t="0" r="635" b="10795"/>
             <wp:docPr id="2" name="图片 2" descr="12957f33-3ef2-4ae0-b21a-c79794171fd7"/>
             <wp:cNvGraphicFramePr>
               <a:graphicFrameLocks xmlns:a="http://schemas.openxmlformats.org/drawingml/2006/main" noChangeAspect="1"/>
@@ -85,7 +85,85 @@
                   <pic:spPr>
                     <a:xfrm>
                       <a:off x="0" y="0"/>
-                      <a:ext cx="4289425" cy="4086860"/>
+                      <a:ext cx="3447415" cy="3284855"/>
+                    </a:xfrm>
+                    <a:prstGeom prst="rect">
+                      <a:avLst/>
+                    </a:prstGeom>
+                  </pic:spPr>
+                </pic:pic>
+              </a:graphicData>
+            </a:graphic>
+          </wp:inline>
+        </w:drawing>
+      </w:r>
+    </w:p>
+    <w:p>
+      <w:pPr>
+        <w:rPr>
+          <w:rFonts w:hint="eastAsia" w:eastAsiaTheme="minorEastAsia"/>
+          <w:lang w:eastAsia="zh-CN"/>
+        </w:rPr>
+      </w:pPr>
+    </w:p>
+    <w:p>
+      <w:pPr>
+        <w:rPr>
+          <w:rFonts w:hint="default" w:eastAsiaTheme="minorEastAsia"/>
+          <w:b/>
+          <w:bCs/>
+          <w:lang w:val="en-US" w:eastAsia="zh-CN"/>
+        </w:rPr>
+      </w:pPr>
+      <w:r>
+        <w:rPr>
+          <w:rFonts w:hint="eastAsia"/>
+          <w:b/>
+          <w:bCs/>
+          <w:lang w:val="en-US" w:eastAsia="zh-CN"/>
+        </w:rPr>
+        <w:t>仓库根据存储品类数量自动划分槽位区域</w:t>
+      </w:r>
+    </w:p>
+    <w:p>
+      <w:pPr>
+        <w:rPr>
+          <w:rFonts w:hint="eastAsia" w:eastAsiaTheme="minorEastAsia"/>
+          <w:lang w:eastAsia="zh-CN"/>
+        </w:rPr>
+      </w:pPr>
+      <w:r>
+        <w:rPr>
+          <w:rFonts w:hint="eastAsia" w:eastAsiaTheme="minorEastAsia"/>
+          <w:lang w:eastAsia="zh-CN"/>
+        </w:rPr>
+        <w:drawing>
+          <wp:inline distT="0" distB="0" distL="114300" distR="114300">
+            <wp:extent cx="2886075" cy="1685925"/>
+            <wp:effectExtent l="0" t="0" r="9525" b="9525"/>
+            <wp:docPr id="3" name="图片 3" descr="fae76b1e-8bfc-4a91-9532-e697a32e6295"/>
+            <wp:cNvGraphicFramePr>
+              <a:graphicFrameLocks xmlns:a="http://schemas.openxmlformats.org/drawingml/2006/main" noChangeAspect="1"/>
+            </wp:cNvGraphicFramePr>
+            <a:graphic xmlns:a="http://schemas.openxmlformats.org/drawingml/2006/main">
+              <a:graphicData uri="http://schemas.openxmlformats.org/drawingml/2006/picture">
+                <pic:pic xmlns:pic="http://schemas.openxmlformats.org/drawingml/2006/picture">
+                  <pic:nvPicPr>
+                    <pic:cNvPr id="3" name="图片 3" descr="fae76b1e-8bfc-4a91-9532-e697a32e6295"/>
+                    <pic:cNvPicPr>
+                      <a:picLocks noChangeAspect="1"/>
+                    </pic:cNvPicPr>
+                  </pic:nvPicPr>
+                  <pic:blipFill>
+                    <a:blip r:embed="rId6"/>
+                    <a:stretch>
+                      <a:fillRect/>
+                    </a:stretch>
+                  </pic:blipFill>
+                  <pic:spPr>
+                    <a:xfrm>
+                      <a:off x="0" y="0"/>
+                      <a:ext cx="2886075" cy="1685925"/>
                     </a:xfrm>
                     <a:prstGeom prst="rect">
                       <a:avLst/>
@@ -224,7 +302,7 @@
     <w:lsdException w:unhideWhenUsed="0" w:uiPriority="0" w:semiHidden="0" w:name="HTML Sample"/>
     <w:lsdException w:unhideWhenUsed="0" w:uiPriority="0" w:semiHidden="0" w:name="HTML Typewriter"/>
     <w:lsdException w:unhideWhenUsed="0" w:uiPriority="0" w:semiHidden="0" w:name="HTML Variable"/>
-    <w:lsdException w:unhideWhenUsed="0" w:uiPriority="0" w:name="Normal Table"/>
+    <w:lsdException w:qFormat="1" w:unhideWhenUsed="0" w:uiPriority="0" w:name="Normal Table"/>
     <w:lsdException w:unhideWhenUsed="0" w:uiPriority="0" w:semiHidden="0" w:name="annotation subject"/>
     <w:lsdException w:unhideWhenUsed="0" w:uiPriority="0" w:semiHidden="0" w:name="Table Simple 1"/>
     <w:lsdException w:unhideWhenUsed="0" w:uiPriority="0" w:semiHidden="0" w:name="Table Simple 2"/>
@@ -395,6 +473,7 @@
   <w:style w:type="table" w:default="1" w:styleId="2">
     <w:name w:val="Normal Table"/>
     <w:semiHidden/>
+    <w:qFormat/>
     <w:uiPriority w:val="0"/>
     <w:tblPr>
       <w:tblCellMar>
